--- a/Sprint20260921-20261002/HERO-68969_20261008_112534.docx
+++ b/Sprint20260921-20261002/HERO-68969_20261008_112534.docx
@@ -15,7 +15,22 @@
           <w:sz w:val="32"/>
           <w:u w:val="none"/>
         </w:rPr>
-        <w:t>HERO-68969 Test Report</w:t>
+        <w:t>HERO-68969 Print Past Date Check Search by Table Number in MSSQL Environment Bug Fix Test Report</w:t>
+      </w:r>
+    </w:p>
+    <w:p>
+      <w:pPr>
+        <w:spacing w:before="0" w:after="80"/>
+      </w:pPr>
+      <w:r>
+        <w:rPr>
+          <w:rFonts w:ascii="Arial" w:hAnsi="Arial" w:eastAsia="Arial" w:cs="Arial"/>
+          <w:b w:val="0"/>
+          <w:color w:val="000000"/>
+          <w:sz w:val="20"/>
+          <w:u w:val="none"/>
+        </w:rPr>
+        <w:t>*Font: Arial | Language: English | Test Type: Functional Testing*</w:t>
       </w:r>
     </w:p>
     <w:p>
@@ -45,7 +60,7 @@
           <w:sz w:val="24"/>
           <w:u w:val="none"/>
         </w:rPr>
-        <w:t>F1.Print Past Date Check — Search By Table Number Under MSSQL</w:t>
+        <w:t>1. Past Date Check Search by Table Number in MSSQL</w:t>
       </w:r>
     </w:p>
     <w:p>
@@ -60,7 +75,7 @@
           <w:sz w:val="22"/>
           <w:u w:val="none"/>
         </w:rPr>
-        <w:t>F1.1.Reproduce The Search Failure By Table Number In MSSQL</w:t>
+        <w:t>1.1 Verify Past Date Checks Are Listed When Searching by Table Number Within the Selected Date Range</w:t>
       </w:r>
     </w:p>
     <w:p>
@@ -91,7 +106,7 @@
           <w:sz w:val="20"/>
           <w:u w:val="none"/>
         </w:rPr>
-        <w:t>1. The POS client is deployed on a Workstation running Windows 11 Enterprise with the legacy (pre-fix) build</w:t>
+        <w:t>1. The POS system is running in an MSSQL environment.</w:t>
       </w:r>
     </w:p>
     <w:p>
@@ -107,7 +122,7 @@
           <w:sz w:val="20"/>
           <w:u w:val="none"/>
         </w:rPr>
-        <w:t>2. The local server (LS) is configured to use the MSSQL database backend</w:t>
+        <w:t>2. Closed checks associated with a known table number exist on a past business date within the planned search date range.</w:t>
       </w:r>
     </w:p>
     <w:p>
@@ -123,39 +138,7 @@
           <w:sz w:val="20"/>
           <w:u w:val="none"/>
         </w:rPr>
-        <w:t>3. At least one closed guest check exists in a past business day with a known table number that can be searched</w:t>
-      </w:r>
-    </w:p>
-    <w:p>
-      <w:pPr>
-        <w:spacing w:before="0" w:after="40"/>
-        <w:ind w:left="360" w:hanging="240"/>
-      </w:pPr>
-      <w:r>
-        <w:rPr>
-          <w:rFonts w:ascii="Arial" w:hAnsi="Arial" w:eastAsia="Arial" w:cs="Arial"/>
-          <w:b w:val="0"/>
-          <w:color w:val="000000"/>
-          <w:sz w:val="20"/>
-          <w:u w:val="none"/>
-        </w:rPr>
-        <w:t>4. The same closed check can also be searched successfully by check number (to confirm the data exists)</w:t>
-      </w:r>
-    </w:p>
-    <w:p>
-      <w:pPr>
-        <w:spacing w:before="0" w:after="40"/>
-        <w:ind w:left="360" w:hanging="240"/>
-      </w:pPr>
-      <w:r>
-        <w:rPr>
-          <w:rFonts w:ascii="Arial" w:hAnsi="Arial" w:eastAsia="Arial" w:cs="Arial"/>
-          <w:b w:val="0"/>
-          <w:color w:val="000000"/>
-          <w:sz w:val="20"/>
-          <w:u w:val="none"/>
-        </w:rPr>
-        <w:t>5. Test environment: Local test environment (MSSQL)</w:t>
+        <w:t>3. One of the related checks and its check number are known for cross verification.</w:t>
       </w:r>
     </w:p>
     <w:p>
@@ -186,7 +169,7 @@
           <w:sz w:val="20"/>
           <w:u w:val="none"/>
         </w:rPr>
-        <w:t>1. On the POS client, click the function "Print Past Date Check"</w:t>
+        <w:t>1. Log in to a POS station.</w:t>
       </w:r>
     </w:p>
     <w:p>
@@ -202,7 +185,7 @@
           <w:sz w:val="20"/>
           <w:u w:val="none"/>
         </w:rPr>
-        <w:t>2. Select a target start date and end date that cover the past business day containing the test check</w:t>
+        <w:t>2. Click the function "Print Past Date Check".</w:t>
       </w:r>
     </w:p>
     <w:p>
@@ -218,7 +201,7 @@
           <w:sz w:val="20"/>
           <w:u w:val="none"/>
         </w:rPr>
-        <w:t>3. Input the known table number of the test check</w:t>
+        <w:t>3. Select the target start date and end date that cover the business date of the known checks.</w:t>
       </w:r>
     </w:p>
     <w:p>
@@ -234,7 +217,7 @@
           <w:sz w:val="20"/>
           <w:u w:val="none"/>
         </w:rPr>
-        <w:t>4. Click the button "OK"</w:t>
+        <w:t>4. Input the known table number.</w:t>
       </w:r>
     </w:p>
     <w:p>
@@ -250,7 +233,7 @@
           <w:sz w:val="20"/>
           <w:u w:val="none"/>
         </w:rPr>
-        <w:t>5. Observe the search result returned by the system</w:t>
+        <w:t>5. Click the "OK" button.</w:t>
       </w:r>
     </w:p>
     <w:p>
@@ -266,7 +249,7 @@
           <w:sz w:val="20"/>
           <w:u w:val="none"/>
         </w:rPr>
-        <w:t>6. (Cross-check) Repeat the search using the check number of the same check</w:t>
+        <w:t>6. Review the listed search results.</w:t>
       </w:r>
     </w:p>
     <w:p>
@@ -297,7 +280,22 @@
           <w:sz w:val="20"/>
           <w:u w:val="none"/>
         </w:rPr>
-        <w:t>1. The "Print Past Date Check" function opens the search panel</w:t>
+        <w:t>1. Before the fix, in the MSSQL environment the system returned "No results found" even though checks of the input table number existed in the selected date range.</w:t>
+      </w:r>
+    </w:p>
+    <w:p>
+      <w:pPr>
+        <w:spacing w:before="0" w:after="80"/>
+      </w:pPr>
+      <w:r>
+        <w:rPr>
+          <w:rFonts w:ascii="Arial" w:hAnsi="Arial" w:eastAsia="Arial" w:cs="Arial"/>
+          <w:b/>
+          <w:color w:val="000000"/>
+          <w:sz w:val="20"/>
+          <w:u w:val="none"/>
+        </w:rPr>
+        <w:t>Fix Result(s):</w:t>
       </w:r>
     </w:p>
     <w:p>
@@ -313,7 +311,7 @@
           <w:sz w:val="20"/>
           <w:u w:val="none"/>
         </w:rPr>
-        <w:t>2. After selecting the date range, inputting the table number and clicking "OK", the system returns "No results found"</w:t>
+        <w:t>1. After the fix, the system searches and lists the past date checks of the input table number within the selected date range in the MSSQL environment.</w:t>
       </w:r>
     </w:p>
     <w:p>
@@ -329,23 +327,7 @@
           <w:sz w:val="20"/>
           <w:u w:val="none"/>
         </w:rPr>
-        <w:t>3. The same check can be searched successfully by check number — confirming the data exists and the failure is specific to the table number search</w:t>
-      </w:r>
-    </w:p>
-    <w:p>
-      <w:pPr>
-        <w:spacing w:before="0" w:after="40"/>
-        <w:ind w:left="360" w:hanging="240"/>
-      </w:pPr>
-      <w:r>
-        <w:rPr>
-          <w:rFonts w:ascii="Arial" w:hAnsi="Arial" w:eastAsia="Arial" w:cs="Arial"/>
-          <w:b w:val="0"/>
-          <w:color w:val="000000"/>
-          <w:sz w:val="20"/>
-          <w:u w:val="none"/>
-        </w:rPr>
-        <w:t>4. The behaviour matches the reported defect: under MSSQL the system is unable to show the result for "Print Past Date Check" when searching by table number</w:t>
+        <w:t>2. The listed records match the known checks, including the correct table number, check number and business date.</w:t>
       </w:r>
     </w:p>
     <w:p>
@@ -360,7 +342,7 @@
           <w:sz w:val="22"/>
           <w:u w:val="none"/>
         </w:rPr>
-        <w:t>F1.2.Verify The Fix Returns Past Date Checks When Searching By Table Number In MSSQL</w:t>
+        <w:t>1.2 Verify Search by Table Number with Table Extension and Date Range Boundaries</w:t>
       </w:r>
     </w:p>
     <w:p>
@@ -391,7 +373,7 @@
           <w:sz w:val="20"/>
           <w:u w:val="none"/>
         </w:rPr>
-        <w:t>1. The fixed POS client build is deployed on a Workstation running Windows 11 Enterprise</w:t>
+        <w:t>1. The POS system is running in an MSSQL environment.</w:t>
       </w:r>
     </w:p>
     <w:p>
@@ -407,55 +389,7 @@
           <w:sz w:val="20"/>
           <w:u w:val="none"/>
         </w:rPr>
-        <w:t>2. The local server (LS) is configured to use the MSSQL database backend</w:t>
-      </w:r>
-    </w:p>
-    <w:p>
-      <w:pPr>
-        <w:spacing w:before="0" w:after="40"/>
-        <w:ind w:left="360" w:hanging="240"/>
-      </w:pPr>
-      <w:r>
-        <w:rPr>
-          <w:rFonts w:ascii="Arial" w:hAnsi="Arial" w:eastAsia="Arial" w:cs="Arial"/>
-          <w:b w:val="0"/>
-          <w:color w:val="000000"/>
-          <w:sz w:val="20"/>
-          <w:u w:val="none"/>
-        </w:rPr>
-        <w:t>3. At least one closed guest check exists in a past business day with a known table number that can be searched</w:t>
-      </w:r>
-    </w:p>
-    <w:p>
-      <w:pPr>
-        <w:spacing w:before="0" w:after="40"/>
-        <w:ind w:left="360" w:hanging="240"/>
-      </w:pPr>
-      <w:r>
-        <w:rPr>
-          <w:rFonts w:ascii="Arial" w:hAnsi="Arial" w:eastAsia="Arial" w:cs="Arial"/>
-          <w:b w:val="0"/>
-          <w:color w:val="000000"/>
-          <w:sz w:val="20"/>
-          <w:u w:val="none"/>
-        </w:rPr>
-        <w:t>4. The same closed check can also be searched successfully by check number</w:t>
-      </w:r>
-    </w:p>
-    <w:p>
-      <w:pPr>
-        <w:spacing w:before="0" w:after="40"/>
-        <w:ind w:left="360" w:hanging="240"/>
-      </w:pPr>
-      <w:r>
-        <w:rPr>
-          <w:rFonts w:ascii="Arial" w:hAnsi="Arial" w:eastAsia="Arial" w:cs="Arial"/>
-          <w:b w:val="0"/>
-          <w:color w:val="000000"/>
-          <w:sz w:val="20"/>
-          <w:u w:val="none"/>
-        </w:rPr>
-        <w:t>5. Test environment: Local test environment (MSSQL) with the fixed build installed</w:t>
+        <w:t>2. Past date checks exist for a table that uses a table number extension, and checks exist on the first and last day of a planned search date range.</w:t>
       </w:r>
     </w:p>
     <w:p>
@@ -486,7 +420,7 @@
           <w:sz w:val="20"/>
           <w:u w:val="none"/>
         </w:rPr>
-        <w:t>1. On the POS client, click the function "Print Past Date Check"</w:t>
+        <w:t>1. Log in to a POS station and open "Print Past Date Check".</w:t>
       </w:r>
     </w:p>
     <w:p>
@@ -502,7 +436,7 @@
           <w:sz w:val="20"/>
           <w:u w:val="none"/>
         </w:rPr>
-        <w:t>2. Select the target start date and end date covering the past business day containing the test check</w:t>
+        <w:t>2. Input the table number together with its table extension.</w:t>
       </w:r>
     </w:p>
     <w:p>
@@ -518,7 +452,7 @@
           <w:sz w:val="20"/>
           <w:u w:val="none"/>
         </w:rPr>
-        <w:t>3. Input the known table number of the test check</w:t>
+        <w:t>3. Select a start date and end date covering the related checks and click "OK".</w:t>
       </w:r>
     </w:p>
     <w:p>
@@ -534,7 +468,7 @@
           <w:sz w:val="20"/>
           <w:u w:val="none"/>
         </w:rPr>
-        <w:t>4. Click the button "OK"</w:t>
+        <w:t>4. Verify the check with the table extension is listed.</w:t>
       </w:r>
     </w:p>
     <w:p>
@@ -550,7 +484,22 @@
           <w:sz w:val="20"/>
           <w:u w:val="none"/>
         </w:rPr>
-        <w:t>5. Verify the system returns the list of past date checks matching the table number</w:t>
+        <w:t>5. Set the start date and end date to the single business date of a known boundary check, input the table number and click "OK".</w:t>
+      </w:r>
+    </w:p>
+    <w:p>
+      <w:pPr>
+        <w:spacing w:before="0" w:after="80"/>
+      </w:pPr>
+      <w:r>
+        <w:rPr>
+          <w:rFonts w:ascii="Arial" w:hAnsi="Arial" w:eastAsia="Arial" w:cs="Arial"/>
+          <w:b/>
+          <w:color w:val="000000"/>
+          <w:sz w:val="20"/>
+          <w:u w:val="none"/>
+        </w:rPr>
+        <w:t>Reproduction Result(s):</w:t>
       </w:r>
     </w:p>
     <w:p>
@@ -566,23 +515,7 @@
           <w:sz w:val="20"/>
           <w:u w:val="none"/>
         </w:rPr>
-        <w:t>6. Select the target check from the result list and verify the past date check can be previewed / printed correctly</w:t>
-      </w:r>
-    </w:p>
-    <w:p>
-      <w:pPr>
-        <w:spacing w:before="0" w:after="40"/>
-        <w:ind w:left="360" w:hanging="240"/>
-      </w:pPr>
-      <w:r>
-        <w:rPr>
-          <w:rFonts w:ascii="Arial" w:hAnsi="Arial" w:eastAsia="Arial" w:cs="Arial"/>
-          <w:b w:val="0"/>
-          <w:color w:val="000000"/>
-          <w:sz w:val="20"/>
-          <w:u w:val="none"/>
-        </w:rPr>
-        <w:t>7. Repeat the search by table number for different table numbers covering different business days / outlets</w:t>
+        <w:t>1. Before the fix, searching by table number (including a table with an extension) returned no records in MSSQL regardless of the date range selected.</w:t>
       </w:r>
     </w:p>
     <w:p>
@@ -613,7 +546,7 @@
           <w:sz w:val="20"/>
           <w:u w:val="none"/>
         </w:rPr>
-        <w:t>1. After inputting the table number and clicking "OK", the system returns the list of past date checks matching the table number under MSSQL — the search by table number now works</w:t>
+        <w:t>1. After the fix, checks are returned correctly when the table number and its extension are provided.</w:t>
       </w:r>
     </w:p>
     <w:p>
@@ -629,7 +562,7 @@
           <w:sz w:val="20"/>
           <w:u w:val="none"/>
         </w:rPr>
-        <w:t>2. The target check appears in the result list and can be previewed / printed correctly</w:t>
+        <w:t>2. Checks falling on the start date and the end date of the selected range are both included in the results.</w:t>
       </w:r>
     </w:p>
     <w:p>
@@ -645,23 +578,22 @@
           <w:sz w:val="20"/>
           <w:u w:val="none"/>
         </w:rPr>
-        <w:t>3. Searches by different table numbers across different business days / outlets all return the correct list of past date checks</w:t>
+        <w:t>3. Searching a single business date returns only the checks of that date.</w:t>
       </w:r>
     </w:p>
     <w:p>
       <w:pPr>
-        <w:spacing w:before="0" w:after="40"/>
-        <w:ind w:left="360" w:hanging="240"/>
+        <w:spacing w:before="160" w:after="80"/>
       </w:pPr>
       <w:r>
         <w:rPr>
           <w:rFonts w:ascii="Arial" w:hAnsi="Arial" w:eastAsia="Arial" w:cs="Arial"/>
-          <w:b w:val="0"/>
-          <w:color w:val="000000"/>
-          <w:sz w:val="20"/>
+          <w:b/>
+          <w:color w:val="001EFF"/>
+          <w:sz w:val="24"/>
           <w:u w:val="none"/>
         </w:rPr>
-        <w:t>4. No "No results found" errors are observed when valid table numbers are searched</w:t>
+        <w:t>2. Search Consistency Between Table Number and Check Number</w:t>
       </w:r>
     </w:p>
     <w:p>
@@ -676,7 +608,7 @@
           <w:sz w:val="22"/>
           <w:u w:val="none"/>
         </w:rPr>
-        <w:t>F1.3.Regression — Verify Search By Check Number And Other Search Criteria Are Preserved In MSSQL</w:t>
+        <w:t>2.1 Verify the Same Check Can Be Retrieved by Both Table Number Search and Check Number Search</w:t>
       </w:r>
     </w:p>
     <w:p>
@@ -707,7 +639,7 @@
           <w:sz w:val="20"/>
           <w:u w:val="none"/>
         </w:rPr>
-        <w:t>1. The fixed POS client build is deployed on a Workstation running Windows 11 Enterprise</w:t>
+        <w:t>1. The POS system is running in an MSSQL environment.</w:t>
       </w:r>
     </w:p>
     <w:p>
@@ -723,39 +655,7 @@
           <w:sz w:val="20"/>
           <w:u w:val="none"/>
         </w:rPr>
-        <w:t>2. The local server (LS) is configured to use the MSSQL database backend</w:t>
-      </w:r>
-    </w:p>
-    <w:p>
-      <w:pPr>
-        <w:spacing w:before="0" w:after="40"/>
-        <w:ind w:left="360" w:hanging="240"/>
-      </w:pPr>
-      <w:r>
-        <w:rPr>
-          <w:rFonts w:ascii="Arial" w:hAnsi="Arial" w:eastAsia="Arial" w:cs="Arial"/>
-          <w:b w:val="0"/>
-          <w:color w:val="000000"/>
-          <w:sz w:val="20"/>
-          <w:u w:val="none"/>
-        </w:rPr>
-        <w:t>3. Closed guest checks exist in past business days with known check numbers, table numbers and other searchable criteria (e.g. business date, outlet)</w:t>
-      </w:r>
-    </w:p>
-    <w:p>
-      <w:pPr>
-        <w:spacing w:before="0" w:after="40"/>
-        <w:ind w:left="360" w:hanging="240"/>
-      </w:pPr>
-      <w:r>
-        <w:rPr>
-          <w:rFonts w:ascii="Arial" w:hAnsi="Arial" w:eastAsia="Arial" w:cs="Arial"/>
-          <w:b w:val="0"/>
-          <w:color w:val="000000"/>
-          <w:sz w:val="20"/>
-          <w:u w:val="none"/>
-        </w:rPr>
-        <w:t>4. Test environment: Local test environment (MSSQL) with the fixed build installed</w:t>
+        <w:t>2. A closed check on a past business date is known, including both its table number and its check number.</w:t>
       </w:r>
     </w:p>
     <w:p>
@@ -786,7 +686,7 @@
           <w:sz w:val="20"/>
           <w:u w:val="none"/>
         </w:rPr>
-        <w:t>1. On the POS client, click the function "Print Past Date Check"</w:t>
+        <w:t>1. Open "Print Past Date Check", select the date range covering the check, input its check number and click "OK".</w:t>
       </w:r>
     </w:p>
     <w:p>
@@ -802,7 +702,7 @@
           <w:sz w:val="20"/>
           <w:u w:val="none"/>
         </w:rPr>
-        <w:t>2. Search past date checks by check number and verify the result list is returned correctly</w:t>
+        <w:t>2. Note the check information returned by the check number search.</w:t>
       </w:r>
     </w:p>
     <w:p>
@@ -818,7 +718,7 @@
           <w:sz w:val="20"/>
           <w:u w:val="none"/>
         </w:rPr>
-        <w:t>3. Search past date checks by table number and verify the result list is returned correctly (covered in F1.2)</w:t>
+        <w:t>3. Search again with the same date range but input the related table number.</w:t>
       </w:r>
     </w:p>
     <w:p>
@@ -834,7 +734,22 @@
           <w:sz w:val="20"/>
           <w:u w:val="none"/>
         </w:rPr>
-        <w:t>4. Search past date checks by other supported criteria (e.g. business date range, outlet) and verify the result lists are returned correctly</w:t>
+        <w:t>4. Compare the check returned in the table number search with the result of the check number search.</w:t>
+      </w:r>
+    </w:p>
+    <w:p>
+      <w:pPr>
+        <w:spacing w:before="0" w:after="80"/>
+      </w:pPr>
+      <w:r>
+        <w:rPr>
+          <w:rFonts w:ascii="Arial" w:hAnsi="Arial" w:eastAsia="Arial" w:cs="Arial"/>
+          <w:b/>
+          <w:color w:val="000000"/>
+          <w:sz w:val="20"/>
+          <w:u w:val="none"/>
+        </w:rPr>
+        <w:t>Reproduction Result(s):</w:t>
       </w:r>
     </w:p>
     <w:p>
@@ -850,7 +765,7 @@
           <w:sz w:val="20"/>
           <w:u w:val="none"/>
         </w:rPr>
-        <w:t>5. Cross-check the Past Day Check Listing By Table (POS0012) report on the local server to validate the table-number search results are consistent with the report data</w:t>
+        <w:t>1. Before the fix, the related check could be searched successfully through the check number, but searching by its table number returned no results in MSSQL.</w:t>
       </w:r>
     </w:p>
     <w:p>
@@ -881,7 +796,7 @@
           <w:sz w:val="20"/>
           <w:u w:val="none"/>
         </w:rPr>
-        <w:t>1. The search by check number continues to work correctly under MSSQL after the fix — no regression is introduced</w:t>
+        <w:t>1. After the fix, the same check is returned by both the check number search and the table number search.</w:t>
       </w:r>
     </w:p>
     <w:p>
@@ -897,39 +812,22 @@
           <w:sz w:val="20"/>
           <w:u w:val="none"/>
         </w:rPr>
-        <w:t>2. The search by table number works correctly under MSSQL after the fix</w:t>
+        <w:t>2. The check details (check number, table number, business date and amounts) shown in both searches are consistent.</w:t>
       </w:r>
     </w:p>
     <w:p>
       <w:pPr>
-        <w:spacing w:before="0" w:after="40"/>
-        <w:ind w:left="360" w:hanging="240"/>
+        <w:spacing w:before="160" w:after="80"/>
       </w:pPr>
       <w:r>
         <w:rPr>
           <w:rFonts w:ascii="Arial" w:hAnsi="Arial" w:eastAsia="Arial" w:cs="Arial"/>
-          <w:b w:val="0"/>
-          <w:color w:val="000000"/>
-          <w:sz w:val="20"/>
+          <w:b/>
+          <w:color w:val="001EFF"/>
+          <w:sz w:val="24"/>
           <w:u w:val="none"/>
         </w:rPr>
-        <w:t>3. Searches by other supported criteria (business date range, outlet) continue to work correctly under MSSQL</w:t>
-      </w:r>
-    </w:p>
-    <w:p>
-      <w:pPr>
-        <w:spacing w:before="0" w:after="40"/>
-        <w:ind w:left="360" w:hanging="240"/>
-      </w:pPr>
-      <w:r>
-        <w:rPr>
-          <w:rFonts w:ascii="Arial" w:hAnsi="Arial" w:eastAsia="Arial" w:cs="Arial"/>
-          <w:b w:val="0"/>
-          <w:color w:val="000000"/>
-          <w:sz w:val="20"/>
-          <w:u w:val="none"/>
-        </w:rPr>
-        <w:t>4. The table-number search results are consistent with the Past Day Check Listing By Table (POS0012) report data on the local server — no data discrepancy is observed</w:t>
+        <w:t>3. No-Match Handling</w:t>
       </w:r>
     </w:p>
     <w:p>
@@ -944,7 +842,7 @@
           <w:sz w:val="22"/>
           <w:u w:val="none"/>
         </w:rPr>
-        <w:t>F1.4.Verify The Fix Does Not Impact The Same Flow Under MySQL / Other Supported DB Backends</w:t>
+        <w:t>3.1 Verify a Proper Empty Result Is Shown When No Check Matches the Table Number Criteria</w:t>
       </w:r>
     </w:p>
     <w:p>
@@ -975,7 +873,7 @@
           <w:sz w:val="20"/>
           <w:u w:val="none"/>
         </w:rPr>
-        <w:t>1. The fixed POS client build is deployed on a Workstation running Windows 11 Enterprise</w:t>
+        <w:t>1. The POS system is running in an MSSQL environment.</w:t>
       </w:r>
     </w:p>
     <w:p>
@@ -991,39 +889,7 @@
           <w:sz w:val="20"/>
           <w:u w:val="none"/>
         </w:rPr>
-        <w:t>2. The local server (LS) is configured to use the MySQL (or other supported non-MSSQL) database backend</w:t>
-      </w:r>
-    </w:p>
-    <w:p>
-      <w:pPr>
-        <w:spacing w:before="0" w:after="40"/>
-        <w:ind w:left="360" w:hanging="240"/>
-      </w:pPr>
-      <w:r>
-        <w:rPr>
-          <w:rFonts w:ascii="Arial" w:hAnsi="Arial" w:eastAsia="Arial" w:cs="Arial"/>
-          <w:b w:val="0"/>
-          <w:color w:val="000000"/>
-          <w:sz w:val="20"/>
-          <w:u w:val="none"/>
-        </w:rPr>
-        <w:t>3. Closed guest checks exist in past business days with known check numbers and table numbers</w:t>
-      </w:r>
-    </w:p>
-    <w:p>
-      <w:pPr>
-        <w:spacing w:before="0" w:after="40"/>
-        <w:ind w:left="360" w:hanging="240"/>
-      </w:pPr>
-      <w:r>
-        <w:rPr>
-          <w:rFonts w:ascii="Arial" w:hAnsi="Arial" w:eastAsia="Arial" w:cs="Arial"/>
-          <w:b w:val="0"/>
-          <w:color w:val="000000"/>
-          <w:sz w:val="20"/>
-          <w:u w:val="none"/>
-        </w:rPr>
-        <w:t>4. Test environment: Local test environment (MySQL / other supported DB)</w:t>
+        <w:t>2. A table number that has no check in the selected date range is prepared.</w:t>
       </w:r>
     </w:p>
     <w:p>
@@ -1054,7 +920,7 @@
           <w:sz w:val="20"/>
           <w:u w:val="none"/>
         </w:rPr>
-        <w:t>1. On the POS client, click the function "Print Past Date Check"</w:t>
+        <w:t>1. Open "Print Past Date Check" and select a valid start date and end date.</w:t>
       </w:r>
     </w:p>
     <w:p>
@@ -1070,7 +936,7 @@
           <w:sz w:val="20"/>
           <w:u w:val="none"/>
         </w:rPr>
-        <w:t>2. Search past date checks by table number under the MySQL / other supported DB backend</w:t>
+        <w:t>2. Input the table number that has no matching check in the selected date range.</w:t>
       </w:r>
     </w:p>
     <w:p>
@@ -1086,7 +952,22 @@
           <w:sz w:val="20"/>
           <w:u w:val="none"/>
         </w:rPr>
-        <w:t>3. Verify the result list is returned correctly</w:t>
+        <w:t>3. Click "OK".</w:t>
+      </w:r>
+    </w:p>
+    <w:p>
+      <w:pPr>
+        <w:spacing w:before="0" w:after="80"/>
+      </w:pPr>
+      <w:r>
+        <w:rPr>
+          <w:rFonts w:ascii="Arial" w:hAnsi="Arial" w:eastAsia="Arial" w:cs="Arial"/>
+          <w:b/>
+          <w:color w:val="000000"/>
+          <w:sz w:val="20"/>
+          <w:u w:val="none"/>
+        </w:rPr>
+        <w:t>Reproduction Result(s):</w:t>
       </w:r>
     </w:p>
     <w:p>
@@ -1102,23 +983,7 @@
           <w:sz w:val="20"/>
           <w:u w:val="none"/>
         </w:rPr>
-        <w:t>4. Search past date checks by check number under the same DB backend</w:t>
-      </w:r>
-    </w:p>
-    <w:p>
-      <w:pPr>
-        <w:spacing w:before="0" w:after="40"/>
-        <w:ind w:left="360" w:hanging="240"/>
-      </w:pPr>
-      <w:r>
-        <w:rPr>
-          <w:rFonts w:ascii="Arial" w:hAnsi="Arial" w:eastAsia="Arial" w:cs="Arial"/>
-          <w:b w:val="0"/>
-          <w:color w:val="000000"/>
-          <w:sz w:val="20"/>
-          <w:u w:val="none"/>
-        </w:rPr>
-        <w:t>5. Verify the result list is returned correctly</w:t>
+        <w:t>1. Before the fix, the table number search returned no records even when matching checks existed; the empty result could not be distinguished from a genuine no-match case.</w:t>
       </w:r>
     </w:p>
     <w:p>
@@ -1149,7 +1014,7 @@
           <w:sz w:val="20"/>
           <w:u w:val="none"/>
         </w:rPr>
-        <w:t>1. The search by table number works correctly under MySQL / other supported DB backends after the fix — no regression is introduced</w:t>
+        <w:t>1. After the fix, the system shows the normal "no records found" result only when no check matches the input table number in the date range.</w:t>
       </w:r>
     </w:p>
     <w:p>
@@ -1165,70 +1030,7 @@
           <w:sz w:val="20"/>
           <w:u w:val="none"/>
         </w:rPr>
-        <w:t>2. The search by check number continues to work correctly under MySQL / other supported DB backends after the fix</w:t>
-      </w:r>
-    </w:p>
-    <w:p>
-      <w:pPr>
-        <w:spacing w:before="0" w:after="40"/>
-        <w:ind w:left="360" w:hanging="240"/>
-      </w:pPr>
-      <w:r>
-        <w:rPr>
-          <w:rFonts w:ascii="Arial" w:hAnsi="Arial" w:eastAsia="Arial" w:cs="Arial"/>
-          <w:b w:val="0"/>
-          <w:color w:val="000000"/>
-          <w:sz w:val="20"/>
-          <w:u w:val="none"/>
-        </w:rPr>
-        <w:t>3. The fix is specific to the MSSQL behaviour and does not impact the same flow on other supported DB backends</w:t>
-      </w:r>
-    </w:p>
-    <w:p>
-      <w:pPr>
-        <w:spacing w:before="200" w:after="120"/>
-      </w:pPr>
-      <w:r>
-        <w:rPr>
-          <w:rFonts w:ascii="Arial" w:hAnsi="Arial" w:eastAsia="Arial" w:cs="Arial"/>
-          <w:b/>
-          <w:color w:val="000000"/>
-          <w:sz w:val="26"/>
-          <w:u w:val="single"/>
-        </w:rPr>
-        <w:t>Test Environment Information</w:t>
-      </w:r>
-    </w:p>
-    <w:p>
-      <w:pPr>
-        <w:spacing w:before="0" w:after="40"/>
-        <w:ind w:left="360" w:hanging="240"/>
-      </w:pPr>
-      <w:r>
-        <w:rPr>
-          <w:rFonts w:ascii="Arial" w:hAnsi="Arial" w:eastAsia="Arial" w:cs="Arial"/>
-          <w:b w:val="0"/>
-          <w:color w:val="000000"/>
-          <w:sz w:val="20"/>
-          <w:u w:val="none"/>
-        </w:rPr>
-        <w:t>• Local test environment (MSSQL)</w:t>
-      </w:r>
-    </w:p>
-    <w:p>
-      <w:pPr>
-        <w:spacing w:before="0" w:after="40"/>
-        <w:ind w:left="360" w:hanging="240"/>
-      </w:pPr>
-      <w:r>
-        <w:rPr>
-          <w:rFonts w:ascii="Arial" w:hAnsi="Arial" w:eastAsia="Arial" w:cs="Arial"/>
-          <w:b w:val="0"/>
-          <w:color w:val="000000"/>
-          <w:sz w:val="20"/>
-          <w:u w:val="none"/>
-        </w:rPr>
-        <w:t>• Local test environment (MySQL / other supported DB)</w:t>
+        <w:t>2. The system does not error or crash, and matching checks are still returned when the table number criteria do have records.</w:t>
       </w:r>
     </w:p>
     <w:p>
@@ -1248,17 +1050,17 @@
     </w:p>
     <w:p>
       <w:pPr>
-        <w:spacing w:before="0" w:after="80"/>
+        <w:spacing w:before="160" w:after="80"/>
       </w:pPr>
       <w:r>
         <w:rPr>
           <w:rFonts w:ascii="Arial" w:hAnsi="Arial" w:eastAsia="Arial" w:cs="Arial"/>
           <w:b/>
-          <w:color w:val="000000"/>
-          <w:sz w:val="20"/>
+          <w:color w:val="001EFF"/>
+          <w:sz w:val="24"/>
           <w:u w:val="none"/>
         </w:rPr>
-        <w:t>JIRA Acceptance Criteria (HERO-68969):</w:t>
+        <w:t>Requirement Source</w:t>
       </w:r>
     </w:p>
     <w:p>
@@ -1274,7 +1076,27 @@
           <w:sz w:val="20"/>
           <w:u w:val="none"/>
         </w:rPr>
-        <w:t>• Pre-condition: MSSQL environment.</w:t>
+        <w:t xml:space="preserve">• </w:t>
+      </w:r>
+      <w:r>
+        <w:rPr>
+          <w:rFonts w:ascii="Arial" w:hAnsi="Arial" w:eastAsia="Arial" w:cs="Arial"/>
+          <w:b/>
+          <w:color w:val="000000"/>
+          <w:sz w:val="20"/>
+          <w:u w:val="none"/>
+        </w:rPr>
+        <w:t>Issue Key</w:t>
+      </w:r>
+      <w:r>
+        <w:rPr>
+          <w:rFonts w:ascii="Arial" w:hAnsi="Arial" w:eastAsia="Arial" w:cs="Arial"/>
+          <w:b w:val="0"/>
+          <w:color w:val="000000"/>
+          <w:sz w:val="20"/>
+          <w:u w:val="none"/>
+        </w:rPr>
+        <w:t>: HERO-68969</w:t>
       </w:r>
     </w:p>
     <w:p>
@@ -1290,7 +1112,27 @@
           <w:sz w:val="20"/>
           <w:u w:val="none"/>
         </w:rPr>
-        <w:t>• Workflow: 1) Click function "Print Past Date Check"; 2) Select target start and end date; 3) Input table number; 4) Click button "OK"; Actual result: No results found. But the related check can be searched through the check number.</w:t>
+        <w:t xml:space="preserve">• </w:t>
+      </w:r>
+      <w:r>
+        <w:rPr>
+          <w:rFonts w:ascii="Arial" w:hAnsi="Arial" w:eastAsia="Arial" w:cs="Arial"/>
+          <w:b/>
+          <w:color w:val="000000"/>
+          <w:sz w:val="20"/>
+          <w:u w:val="none"/>
+        </w:rPr>
+        <w:t>Issue Type</w:t>
+      </w:r>
+      <w:r>
+        <w:rPr>
+          <w:rFonts w:ascii="Arial" w:hAnsi="Arial" w:eastAsia="Arial" w:cs="Arial"/>
+          <w:b w:val="0"/>
+          <w:color w:val="000000"/>
+          <w:sz w:val="20"/>
+          <w:u w:val="none"/>
+        </w:rPr>
+        <w:t>: Bug</w:t>
       </w:r>
     </w:p>
     <w:p>
@@ -1306,7 +1148,27 @@
           <w:sz w:val="20"/>
           <w:u w:val="none"/>
         </w:rPr>
-        <w:t>• Expected result: System able to search the list of past date checks when search by table number under MSSQL environment.</w:t>
+        <w:t xml:space="preserve">• </w:t>
+      </w:r>
+      <w:r>
+        <w:rPr>
+          <w:rFonts w:ascii="Arial" w:hAnsi="Arial" w:eastAsia="Arial" w:cs="Arial"/>
+          <w:b/>
+          <w:color w:val="000000"/>
+          <w:sz w:val="20"/>
+          <w:u w:val="none"/>
+        </w:rPr>
+        <w:t>Summary</w:t>
+      </w:r>
+      <w:r>
+        <w:rPr>
+          <w:rFonts w:ascii="Arial" w:hAnsi="Arial" w:eastAsia="Arial" w:cs="Arial"/>
+          <w:b w:val="0"/>
+          <w:color w:val="000000"/>
+          <w:sz w:val="20"/>
+          <w:u w:val="none"/>
+        </w:rPr>
+        <w:t>: Unable to show the result for function "Print Past Date Check" with searching by table in MSSQL</w:t>
       </w:r>
     </w:p>
     <w:p>
@@ -1322,7 +1184,194 @@
           <w:sz w:val="20"/>
           <w:u w:val="none"/>
         </w:rPr>
-        <w:t>• After the fix, the search by table number must work under MSSQL, and the search by check number / other criteria must continue to work without regression on all supported DB backends.</w:t>
+        <w:t xml:space="preserve">• </w:t>
+      </w:r>
+      <w:r>
+        <w:rPr>
+          <w:rFonts w:ascii="Arial" w:hAnsi="Arial" w:eastAsia="Arial" w:cs="Arial"/>
+          <w:b/>
+          <w:color w:val="000000"/>
+          <w:sz w:val="20"/>
+          <w:u w:val="none"/>
+        </w:rPr>
+        <w:t>Component</w:t>
+      </w:r>
+      <w:r>
+        <w:rPr>
+          <w:rFonts w:ascii="Arial" w:hAnsi="Arial" w:eastAsia="Arial" w:cs="Arial"/>
+          <w:b w:val="0"/>
+          <w:color w:val="000000"/>
+          <w:sz w:val="20"/>
+          <w:u w:val="none"/>
+        </w:rPr>
+        <w:t>: POS</w:t>
+      </w:r>
+    </w:p>
+    <w:p>
+      <w:pPr>
+        <w:spacing w:before="0" w:after="40"/>
+        <w:ind w:left="360" w:hanging="240"/>
+      </w:pPr>
+      <w:r>
+        <w:rPr>
+          <w:rFonts w:ascii="Arial" w:hAnsi="Arial" w:eastAsia="Arial" w:cs="Arial"/>
+          <w:b w:val="0"/>
+          <w:color w:val="000000"/>
+          <w:sz w:val="20"/>
+          <w:u w:val="none"/>
+        </w:rPr>
+        <w:t xml:space="preserve">• </w:t>
+      </w:r>
+      <w:r>
+        <w:rPr>
+          <w:rFonts w:ascii="Arial" w:hAnsi="Arial" w:eastAsia="Arial" w:cs="Arial"/>
+          <w:b/>
+          <w:color w:val="000000"/>
+          <w:sz w:val="20"/>
+          <w:u w:val="none"/>
+        </w:rPr>
+        <w:t>Sprint</w:t>
+      </w:r>
+      <w:r>
+        <w:rPr>
+          <w:rFonts w:ascii="Arial" w:hAnsi="Arial" w:eastAsia="Arial" w:cs="Arial"/>
+          <w:b w:val="0"/>
+          <w:color w:val="000000"/>
+          <w:sz w:val="20"/>
+          <w:u w:val="none"/>
+        </w:rPr>
+        <w:t>: POS - 20260921-20261002</w:t>
+      </w:r>
+    </w:p>
+    <w:p>
+      <w:pPr>
+        <w:spacing w:before="0" w:after="40"/>
+        <w:ind w:left="360" w:hanging="240"/>
+      </w:pPr>
+      <w:r>
+        <w:rPr>
+          <w:rFonts w:ascii="Arial" w:hAnsi="Arial" w:eastAsia="Arial" w:cs="Arial"/>
+          <w:b w:val="0"/>
+          <w:color w:val="000000"/>
+          <w:sz w:val="20"/>
+          <w:u w:val="none"/>
+        </w:rPr>
+        <w:t xml:space="preserve">• </w:t>
+      </w:r>
+      <w:r>
+        <w:rPr>
+          <w:rFonts w:ascii="Arial" w:hAnsi="Arial" w:eastAsia="Arial" w:cs="Arial"/>
+          <w:b/>
+          <w:color w:val="000000"/>
+          <w:sz w:val="20"/>
+          <w:u w:val="none"/>
+        </w:rPr>
+        <w:t>Reference Design Document</w:t>
+      </w:r>
+      <w:r>
+        <w:rPr>
+          <w:rFonts w:ascii="Arial" w:hAnsi="Arial" w:eastAsia="Arial" w:cs="Arial"/>
+          <w:b w:val="0"/>
+          <w:color w:val="000000"/>
+          <w:sz w:val="20"/>
+          <w:u w:val="none"/>
+        </w:rPr>
+        <w:t>: POS0012 Past Day Check Listing By Table (parameters: Business Day, Table No. (Number Only), Table No. Ext)</w:t>
+      </w:r>
+    </w:p>
+    <w:p>
+      <w:pPr>
+        <w:spacing w:before="160" w:after="80"/>
+      </w:pPr>
+      <w:r>
+        <w:rPr>
+          <w:rFonts w:ascii="Arial" w:hAnsi="Arial" w:eastAsia="Arial" w:cs="Arial"/>
+          <w:b/>
+          <w:color w:val="001EFF"/>
+          <w:sz w:val="24"/>
+          <w:u w:val="none"/>
+        </w:rPr>
+        <w:t>Regression Test Scope</w:t>
+      </w:r>
+    </w:p>
+    <w:p>
+      <w:pPr>
+        <w:spacing w:before="0" w:after="40"/>
+        <w:ind w:left="360" w:hanging="240"/>
+      </w:pPr>
+      <w:r>
+        <w:rPr>
+          <w:rFonts w:ascii="Arial" w:hAnsi="Arial" w:eastAsia="Arial" w:cs="Arial"/>
+          <w:b w:val="0"/>
+          <w:color w:val="000000"/>
+          <w:sz w:val="20"/>
+          <w:u w:val="none"/>
+        </w:rPr>
+        <w:t>• "Print Past Date Check" function with search by table number and table number extension in the MSSQL environment.</w:t>
+      </w:r>
+    </w:p>
+    <w:p>
+      <w:pPr>
+        <w:spacing w:before="0" w:after="40"/>
+        <w:ind w:left="360" w:hanging="240"/>
+      </w:pPr>
+      <w:r>
+        <w:rPr>
+          <w:rFonts w:ascii="Arial" w:hAnsi="Arial" w:eastAsia="Arial" w:cs="Arial"/>
+          <w:b w:val="0"/>
+          <w:color w:val="000000"/>
+          <w:sz w:val="20"/>
+          <w:u w:val="none"/>
+        </w:rPr>
+        <w:t>• "Print Past Date Check" search by check number and its result consistency with table number search.</w:t>
+      </w:r>
+    </w:p>
+    <w:p>
+      <w:pPr>
+        <w:spacing w:before="0" w:after="40"/>
+        <w:ind w:left="360" w:hanging="240"/>
+      </w:pPr>
+      <w:r>
+        <w:rPr>
+          <w:rFonts w:ascii="Arial" w:hAnsi="Arial" w:eastAsia="Arial" w:cs="Arial"/>
+          <w:b w:val="0"/>
+          <w:color w:val="000000"/>
+          <w:sz w:val="20"/>
+          <w:u w:val="none"/>
+        </w:rPr>
+        <w:t>• Date range selection behavior (single business date, multi-day range, start/end boundary dates) for past date check searches.</w:t>
+      </w:r>
+    </w:p>
+    <w:p>
+      <w:pPr>
+        <w:spacing w:before="0" w:after="40"/>
+        <w:ind w:left="360" w:hanging="240"/>
+      </w:pPr>
+      <w:r>
+        <w:rPr>
+          <w:rFonts w:ascii="Arial" w:hAnsi="Arial" w:eastAsia="Arial" w:cs="Arial"/>
+          <w:b w:val="0"/>
+          <w:color w:val="000000"/>
+          <w:sz w:val="20"/>
+          <w:u w:val="none"/>
+        </w:rPr>
+        <w:t>• Past day check listing by table data retrieval, including table number, extension, check number, open/close time and payment total.</w:t>
+      </w:r>
+    </w:p>
+    <w:p>
+      <w:pPr>
+        <w:spacing w:before="0" w:after="40"/>
+        <w:ind w:left="360" w:hanging="240"/>
+      </w:pPr>
+      <w:r>
+        <w:rPr>
+          <w:rFonts w:ascii="Arial" w:hAnsi="Arial" w:eastAsia="Arial" w:cs="Arial"/>
+          <w:b w:val="0"/>
+          <w:color w:val="000000"/>
+          <w:sz w:val="20"/>
+          <w:u w:val="none"/>
+        </w:rPr>
+        <w:t>• Empty/no-match result handling of the past date check search without errors.</w:t>
       </w:r>
     </w:p>
     <w:sectPr>

--- a/Sprint20260921-20261002/HERO-68969_20261008_112534.docx
+++ b/Sprint20260921-20261002/HERO-68969_20261008_112534.docx
@@ -1033,347 +1033,6 @@
         <w:t>2. The system does not error or crash, and matching checks are still returned when the table number criteria do have records.</w:t>
       </w:r>
     </w:p>
-    <w:p>
-      <w:pPr>
-        <w:spacing w:before="200" w:after="120"/>
-      </w:pPr>
-      <w:r>
-        <w:rPr>
-          <w:rFonts w:ascii="Arial" w:hAnsi="Arial" w:eastAsia="Arial" w:cs="Arial"/>
-          <w:b/>
-          <w:color w:val="000000"/>
-          <w:sz w:val="26"/>
-          <w:u w:val="single"/>
-        </w:rPr>
-        <w:t>Appendix</w:t>
-      </w:r>
-    </w:p>
-    <w:p>
-      <w:pPr>
-        <w:spacing w:before="160" w:after="80"/>
-      </w:pPr>
-      <w:r>
-        <w:rPr>
-          <w:rFonts w:ascii="Arial" w:hAnsi="Arial" w:eastAsia="Arial" w:cs="Arial"/>
-          <w:b/>
-          <w:color w:val="001EFF"/>
-          <w:sz w:val="24"/>
-          <w:u w:val="none"/>
-        </w:rPr>
-        <w:t>Requirement Source</w:t>
-      </w:r>
-    </w:p>
-    <w:p>
-      <w:pPr>
-        <w:spacing w:before="0" w:after="40"/>
-        <w:ind w:left="360" w:hanging="240"/>
-      </w:pPr>
-      <w:r>
-        <w:rPr>
-          <w:rFonts w:ascii="Arial" w:hAnsi="Arial" w:eastAsia="Arial" w:cs="Arial"/>
-          <w:b w:val="0"/>
-          <w:color w:val="000000"/>
-          <w:sz w:val="20"/>
-          <w:u w:val="none"/>
-        </w:rPr>
-        <w:t xml:space="preserve">• </w:t>
-      </w:r>
-      <w:r>
-        <w:rPr>
-          <w:rFonts w:ascii="Arial" w:hAnsi="Arial" w:eastAsia="Arial" w:cs="Arial"/>
-          <w:b/>
-          <w:color w:val="000000"/>
-          <w:sz w:val="20"/>
-          <w:u w:val="none"/>
-        </w:rPr>
-        <w:t>Issue Key</w:t>
-      </w:r>
-      <w:r>
-        <w:rPr>
-          <w:rFonts w:ascii="Arial" w:hAnsi="Arial" w:eastAsia="Arial" w:cs="Arial"/>
-          <w:b w:val="0"/>
-          <w:color w:val="000000"/>
-          <w:sz w:val="20"/>
-          <w:u w:val="none"/>
-        </w:rPr>
-        <w:t>: HERO-68969</w:t>
-      </w:r>
-    </w:p>
-    <w:p>
-      <w:pPr>
-        <w:spacing w:before="0" w:after="40"/>
-        <w:ind w:left="360" w:hanging="240"/>
-      </w:pPr>
-      <w:r>
-        <w:rPr>
-          <w:rFonts w:ascii="Arial" w:hAnsi="Arial" w:eastAsia="Arial" w:cs="Arial"/>
-          <w:b w:val="0"/>
-          <w:color w:val="000000"/>
-          <w:sz w:val="20"/>
-          <w:u w:val="none"/>
-        </w:rPr>
-        <w:t xml:space="preserve">• </w:t>
-      </w:r>
-      <w:r>
-        <w:rPr>
-          <w:rFonts w:ascii="Arial" w:hAnsi="Arial" w:eastAsia="Arial" w:cs="Arial"/>
-          <w:b/>
-          <w:color w:val="000000"/>
-          <w:sz w:val="20"/>
-          <w:u w:val="none"/>
-        </w:rPr>
-        <w:t>Issue Type</w:t>
-      </w:r>
-      <w:r>
-        <w:rPr>
-          <w:rFonts w:ascii="Arial" w:hAnsi="Arial" w:eastAsia="Arial" w:cs="Arial"/>
-          <w:b w:val="0"/>
-          <w:color w:val="000000"/>
-          <w:sz w:val="20"/>
-          <w:u w:val="none"/>
-        </w:rPr>
-        <w:t>: Bug</w:t>
-      </w:r>
-    </w:p>
-    <w:p>
-      <w:pPr>
-        <w:spacing w:before="0" w:after="40"/>
-        <w:ind w:left="360" w:hanging="240"/>
-      </w:pPr>
-      <w:r>
-        <w:rPr>
-          <w:rFonts w:ascii="Arial" w:hAnsi="Arial" w:eastAsia="Arial" w:cs="Arial"/>
-          <w:b w:val="0"/>
-          <w:color w:val="000000"/>
-          <w:sz w:val="20"/>
-          <w:u w:val="none"/>
-        </w:rPr>
-        <w:t xml:space="preserve">• </w:t>
-      </w:r>
-      <w:r>
-        <w:rPr>
-          <w:rFonts w:ascii="Arial" w:hAnsi="Arial" w:eastAsia="Arial" w:cs="Arial"/>
-          <w:b/>
-          <w:color w:val="000000"/>
-          <w:sz w:val="20"/>
-          <w:u w:val="none"/>
-        </w:rPr>
-        <w:t>Summary</w:t>
-      </w:r>
-      <w:r>
-        <w:rPr>
-          <w:rFonts w:ascii="Arial" w:hAnsi="Arial" w:eastAsia="Arial" w:cs="Arial"/>
-          <w:b w:val="0"/>
-          <w:color w:val="000000"/>
-          <w:sz w:val="20"/>
-          <w:u w:val="none"/>
-        </w:rPr>
-        <w:t>: Unable to show the result for function "Print Past Date Check" with searching by table in MSSQL</w:t>
-      </w:r>
-    </w:p>
-    <w:p>
-      <w:pPr>
-        <w:spacing w:before="0" w:after="40"/>
-        <w:ind w:left="360" w:hanging="240"/>
-      </w:pPr>
-      <w:r>
-        <w:rPr>
-          <w:rFonts w:ascii="Arial" w:hAnsi="Arial" w:eastAsia="Arial" w:cs="Arial"/>
-          <w:b w:val="0"/>
-          <w:color w:val="000000"/>
-          <w:sz w:val="20"/>
-          <w:u w:val="none"/>
-        </w:rPr>
-        <w:t xml:space="preserve">• </w:t>
-      </w:r>
-      <w:r>
-        <w:rPr>
-          <w:rFonts w:ascii="Arial" w:hAnsi="Arial" w:eastAsia="Arial" w:cs="Arial"/>
-          <w:b/>
-          <w:color w:val="000000"/>
-          <w:sz w:val="20"/>
-          <w:u w:val="none"/>
-        </w:rPr>
-        <w:t>Component</w:t>
-      </w:r>
-      <w:r>
-        <w:rPr>
-          <w:rFonts w:ascii="Arial" w:hAnsi="Arial" w:eastAsia="Arial" w:cs="Arial"/>
-          <w:b w:val="0"/>
-          <w:color w:val="000000"/>
-          <w:sz w:val="20"/>
-          <w:u w:val="none"/>
-        </w:rPr>
-        <w:t>: POS</w:t>
-      </w:r>
-    </w:p>
-    <w:p>
-      <w:pPr>
-        <w:spacing w:before="0" w:after="40"/>
-        <w:ind w:left="360" w:hanging="240"/>
-      </w:pPr>
-      <w:r>
-        <w:rPr>
-          <w:rFonts w:ascii="Arial" w:hAnsi="Arial" w:eastAsia="Arial" w:cs="Arial"/>
-          <w:b w:val="0"/>
-          <w:color w:val="000000"/>
-          <w:sz w:val="20"/>
-          <w:u w:val="none"/>
-        </w:rPr>
-        <w:t xml:space="preserve">• </w:t>
-      </w:r>
-      <w:r>
-        <w:rPr>
-          <w:rFonts w:ascii="Arial" w:hAnsi="Arial" w:eastAsia="Arial" w:cs="Arial"/>
-          <w:b/>
-          <w:color w:val="000000"/>
-          <w:sz w:val="20"/>
-          <w:u w:val="none"/>
-        </w:rPr>
-        <w:t>Sprint</w:t>
-      </w:r>
-      <w:r>
-        <w:rPr>
-          <w:rFonts w:ascii="Arial" w:hAnsi="Arial" w:eastAsia="Arial" w:cs="Arial"/>
-          <w:b w:val="0"/>
-          <w:color w:val="000000"/>
-          <w:sz w:val="20"/>
-          <w:u w:val="none"/>
-        </w:rPr>
-        <w:t>: POS - 20260921-20261002</w:t>
-      </w:r>
-    </w:p>
-    <w:p>
-      <w:pPr>
-        <w:spacing w:before="0" w:after="40"/>
-        <w:ind w:left="360" w:hanging="240"/>
-      </w:pPr>
-      <w:r>
-        <w:rPr>
-          <w:rFonts w:ascii="Arial" w:hAnsi="Arial" w:eastAsia="Arial" w:cs="Arial"/>
-          <w:b w:val="0"/>
-          <w:color w:val="000000"/>
-          <w:sz w:val="20"/>
-          <w:u w:val="none"/>
-        </w:rPr>
-        <w:t xml:space="preserve">• </w:t>
-      </w:r>
-      <w:r>
-        <w:rPr>
-          <w:rFonts w:ascii="Arial" w:hAnsi="Arial" w:eastAsia="Arial" w:cs="Arial"/>
-          <w:b/>
-          <w:color w:val="000000"/>
-          <w:sz w:val="20"/>
-          <w:u w:val="none"/>
-        </w:rPr>
-        <w:t>Reference Design Document</w:t>
-      </w:r>
-      <w:r>
-        <w:rPr>
-          <w:rFonts w:ascii="Arial" w:hAnsi="Arial" w:eastAsia="Arial" w:cs="Arial"/>
-          <w:b w:val="0"/>
-          <w:color w:val="000000"/>
-          <w:sz w:val="20"/>
-          <w:u w:val="none"/>
-        </w:rPr>
-        <w:t>: POS0012 Past Day Check Listing By Table (parameters: Business Day, Table No. (Number Only), Table No. Ext)</w:t>
-      </w:r>
-    </w:p>
-    <w:p>
-      <w:pPr>
-        <w:spacing w:before="160" w:after="80"/>
-      </w:pPr>
-      <w:r>
-        <w:rPr>
-          <w:rFonts w:ascii="Arial" w:hAnsi="Arial" w:eastAsia="Arial" w:cs="Arial"/>
-          <w:b/>
-          <w:color w:val="001EFF"/>
-          <w:sz w:val="24"/>
-          <w:u w:val="none"/>
-        </w:rPr>
-        <w:t>Regression Test Scope</w:t>
-      </w:r>
-    </w:p>
-    <w:p>
-      <w:pPr>
-        <w:spacing w:before="0" w:after="40"/>
-        <w:ind w:left="360" w:hanging="240"/>
-      </w:pPr>
-      <w:r>
-        <w:rPr>
-          <w:rFonts w:ascii="Arial" w:hAnsi="Arial" w:eastAsia="Arial" w:cs="Arial"/>
-          <w:b w:val="0"/>
-          <w:color w:val="000000"/>
-          <w:sz w:val="20"/>
-          <w:u w:val="none"/>
-        </w:rPr>
-        <w:t>• "Print Past Date Check" function with search by table number and table number extension in the MSSQL environment.</w:t>
-      </w:r>
-    </w:p>
-    <w:p>
-      <w:pPr>
-        <w:spacing w:before="0" w:after="40"/>
-        <w:ind w:left="360" w:hanging="240"/>
-      </w:pPr>
-      <w:r>
-        <w:rPr>
-          <w:rFonts w:ascii="Arial" w:hAnsi="Arial" w:eastAsia="Arial" w:cs="Arial"/>
-          <w:b w:val="0"/>
-          <w:color w:val="000000"/>
-          <w:sz w:val="20"/>
-          <w:u w:val="none"/>
-        </w:rPr>
-        <w:t>• "Print Past Date Check" search by check number and its result consistency with table number search.</w:t>
-      </w:r>
-    </w:p>
-    <w:p>
-      <w:pPr>
-        <w:spacing w:before="0" w:after="40"/>
-        <w:ind w:left="360" w:hanging="240"/>
-      </w:pPr>
-      <w:r>
-        <w:rPr>
-          <w:rFonts w:ascii="Arial" w:hAnsi="Arial" w:eastAsia="Arial" w:cs="Arial"/>
-          <w:b w:val="0"/>
-          <w:color w:val="000000"/>
-          <w:sz w:val="20"/>
-          <w:u w:val="none"/>
-        </w:rPr>
-        <w:t>• Date range selection behavior (single business date, multi-day range, start/end boundary dates) for past date check searches.</w:t>
-      </w:r>
-    </w:p>
-    <w:p>
-      <w:pPr>
-        <w:spacing w:before="0" w:after="40"/>
-        <w:ind w:left="360" w:hanging="240"/>
-      </w:pPr>
-      <w:r>
-        <w:rPr>
-          <w:rFonts w:ascii="Arial" w:hAnsi="Arial" w:eastAsia="Arial" w:cs="Arial"/>
-          <w:b w:val="0"/>
-          <w:color w:val="000000"/>
-          <w:sz w:val="20"/>
-          <w:u w:val="none"/>
-        </w:rPr>
-        <w:t>• Past day check listing by table data retrieval, including table number, extension, check number, open/close time and payment total.</w:t>
-      </w:r>
-    </w:p>
-    <w:p>
-      <w:pPr>
-        <w:spacing w:before="0" w:after="40"/>
-        <w:ind w:left="360" w:hanging="240"/>
-      </w:pPr>
-      <w:r>
-        <w:rPr>
-          <w:rFonts w:ascii="Arial" w:hAnsi="Arial" w:eastAsia="Arial" w:cs="Arial"/>
-          <w:b w:val="0"/>
-          <w:color w:val="000000"/>
-          <w:sz w:val="20"/>
-          <w:u w:val="none"/>
-        </w:rPr>
-        <w:t>• Empty/no-match result handling of the past date check search without errors.</w:t>
-      </w:r>
-    </w:p>
     <w:sectPr>
       <w:pgSz w:w="12240" w:h="15840"/>
       <w:pgMar w:top="1440" w:right="1800" w:bottom="1440" w:left="1800" w:header="720" w:footer="720" w:gutter="0"/>
